--- a/zht/docx/25.content.docx
+++ b/zht/docx/25.content.docx
@@ -136,13 +136,6 @@
         <w:rPr>
           <w:lang w:val="zh_TW" w:bidi="zh_TW"/>
         </w:rPr>
-      </w:r>
-      <w:r>
-        <w:rPr>
-          <w:i/>
-          <w:lang w:val="zh_TW" w:bidi="zh_TW"/>
-        </w:rPr>
-        <w:t>耶利米哀歌 1:1, 耶利米哀歌 1:3, 耶利米哀歌 1:5, 耶利米哀歌 1:6, 耶利米哀歌 1:7, 耶利米哀歌 1:8, 耶利米哀歌 1:10, 耶利米哀歌 1:11, 耶利米哀歌 1:13, 耶利米哀歌 1:14, 耶利米哀歌 1:15, 耶利米哀歌 1:16, 耶利米哀歌 1:18, 耶利米哀歌 1:19, 耶利米哀歌 1:20, 耶利米哀歌 1:21, 耶利米哀歌 1:22, 耶利米哀歌 2:1–2, 耶利米哀歌 2:3–4, 耶利米哀歌 2:5–6, 耶利米哀歌 2:7, 耶利米哀歌 2:9, 耶利米哀歌 2:10, 耶利米哀歌 2:11–12, 耶利米哀歌 2:15–16, 耶利米哀歌 2:18–19, 耶利米哀歌 2:20, 耶利米哀歌 2:21–22, 耶利米哀歌 3:3, 耶利米哀歌 3:7, 耶利米哀歌 3:10, 耶利米哀歌 3:14, 耶利米哀歌 3:17, 耶利米哀歌 3:19–20, 耶利米哀歌 3:23, 耶利米哀歌 3:25–26, 耶利米哀歌 3:26–28, 耶利米哀歌 3:32, 耶利米哀歌 3:33, 耶利米哀歌 3:38, 耶利米哀歌 3:40–41, 耶利米哀歌 3:42, 耶利米哀歌 3:45, 耶利米哀歌 3:48–49, 耶利米哀歌 3:52–54, 耶利米哀歌 3:55–57, 耶利米哀歌 3:59, 耶利米哀歌 3:63, 耶利米哀歌 3:64, 耶利米哀歌 3:66, 耶利米哀歌 4:1, 耶利米哀歌 4:2, 耶利米哀歌 4:3, 耶利米哀歌 4:4, 耶利米哀歌 4:5, 耶利米哀歌 4:6, 耶利米哀歌 4:7–8, 耶利米哀歌 4:9, 耶利米哀歌 4:10, 耶利米哀歌 4:11, 耶利米哀歌 4:12, 耶利米哀歌 4:13, 耶利米哀歌 4:14, 耶利米哀歌 4:15, 耶利米哀歌 4:15 (#2), 耶利米哀歌 4:16, 耶利米哀歌 4:16 (#2), 耶利米哀歌 4:17, 耶利米哀歌 4:18, 耶利米哀歌 4:18 (#2), 耶利米哀歌 4:19, 耶利米哀歌 4:20, 耶利米哀歌 4:21, 耶利米哀歌 4:22, 耶利米哀歌 4:22 (#2), 耶利米哀歌 5:1, 耶利米哀歌 5:2, 耶利米哀歌 5:5–6, 耶利米哀歌 5:7, 耶利米哀歌 5:8, 耶利米哀歌 5:9, 耶利米哀歌 5:10, 耶利米哀歌 5:11, 耶利米哀歌 5:12, 耶利米哀歌 5:13, 耶利米哀歌 5:14, 耶利米哀歌 5:15–16, 耶利米哀歌 5:17, 耶利米哀歌 5:19, 耶利米哀歌 5:20–21</w:t>
       </w:r>
       <w:r>
         <w:rPr>

--- a/zht/docx/25.content.docx
+++ b/zht/docx/25.content.docx
@@ -123,19 +123,6 @@
           <w:lang w:val="zh_TW" w:bidi="zh_TW"/>
         </w:rPr>
         <w:t>LAM</w:t>
-      </w:r>
-      <w:r>
-        <w:rPr>
-          <w:lang w:val="zh_TW" w:bidi="zh_TW"/>
-        </w:rPr>
-      </w:r>
-    </w:p>
-    <w:p>
-      <w:pPr/>
-      <w:r>
-        <w:rPr>
-          <w:lang w:val="zh_TW" w:bidi="zh_TW"/>
-        </w:rPr>
       </w:r>
       <w:r>
         <w:rPr>

--- a/zht/docx/25.content.docx
+++ b/zht/docx/25.content.docx
@@ -19,7 +19,7 @@
         <w:rPr>
           <w:lang w:val="zh_TW" w:bidi="zh_TW"/>
         </w:rPr>
-        <w:t>Resource: 翻譯問題 (unfoldingWord)</w:t>
+        <w:t>Resource: unfoldingWord® Translation Questions</w:t>
       </w:r>
       <w:r>
         <w:rPr>
@@ -85,7 +85,7 @@
         <w:rPr>
           <w:lang w:val="zh_TW" w:bidi="zh_TW"/>
         </w:rPr>
-        <w:t>翻譯問題 (unfoldingWord)</w:t>
+        <w:t>unfoldingWord® Translation Questions</w:t>
       </w:r>
     </w:p>
     <w:p>
